--- a/EXPORTS/DOCX/published/niveau3/English/Naturalis.docx
+++ b/EXPORTS/DOCX/published/niveau3/English/Naturalis.docx
@@ -430,6 +430,7 @@
       </w:r>
       <w:r>
         <w:rPr>
+          <w:u w:val="single" w:color="0000ff"/>
           <w:rFonts w:ascii="Charis SIL Regular" w:hAnsi="Charis SIL Regular" w:eastAsia="Charis SIL Regular"/>
           <w:b w:val="0"/>
           <w:i w:val="0"/>
@@ -3422,31 +3423,13 @@
       </w:r>
       <w:r>
         <w:rPr>
-          <w:u w:val="single" w:color="0000ff"/>
           <w:rFonts w:ascii="Charis SIL Regular" w:hAnsi="Charis SIL Regular" w:eastAsia="Charis SIL Regular"/>
           <w:b w:val="0"/>
           <w:i w:val="0"/>
           <w:color w:val="000000"/>
           <w:sz w:val="24"/>
         </w:rPr>
-        <w:hyperlink r:id="rId21" w:history="1">
-          <w:r>
-            <w:rPr>
-              <w:rStyle w:val="Hyperlink"/>
-            </w:rPr>
-            <w:t>ibrary is n</w:t>
-          </w:r>
-        </w:hyperlink>
-      </w:r>
-      <w:r>
-        <w:rPr>
-          <w:rFonts w:ascii="Charis SIL Regular" w:hAnsi="Charis SIL Regular" w:eastAsia="Charis SIL Regular"/>
-          <w:b w:val="0"/>
-          <w:i w:val="0"/>
-          <w:color w:val="000000"/>
-          <w:sz w:val="24"/>
-        </w:rPr>
-        <w:t>ow p</w:t>
+        <w:t>ibrary is now p</w:t>
       </w:r>
       <w:r>
         <w:rPr>

--- a/EXPORTS/DOCX/published/niveau3/English/Naturalis.docx
+++ b/EXPORTS/DOCX/published/niveau3/English/Naturalis.docx
@@ -3423,13 +3423,31 @@
       </w:r>
       <w:r>
         <w:rPr>
+          <w:u w:val="single" w:color="0000ff"/>
           <w:rFonts w:ascii="Charis SIL Regular" w:hAnsi="Charis SIL Regular" w:eastAsia="Charis SIL Regular"/>
           <w:b w:val="0"/>
           <w:i w:val="0"/>
           <w:color w:val="000000"/>
           <w:sz w:val="24"/>
         </w:rPr>
-        <w:t>ibrary is now p</w:t>
+        <w:hyperlink r:id="rId21" w:history="1">
+          <w:r>
+            <w:rPr>
+              <w:rStyle w:val="Hyperlink"/>
+            </w:rPr>
+            <w:t>ibrary is n</w:t>
+          </w:r>
+        </w:hyperlink>
+      </w:r>
+      <w:r>
+        <w:rPr>
+          <w:rFonts w:ascii="Charis SIL Regular" w:hAnsi="Charis SIL Regular" w:eastAsia="Charis SIL Regular"/>
+          <w:b w:val="0"/>
+          <w:i w:val="0"/>
+          <w:color w:val="000000"/>
+          <w:sz w:val="24"/>
+        </w:rPr>
+        <w:t>ow p</w:t>
       </w:r>
       <w:r>
         <w:rPr>
@@ -4601,7 +4619,7 @@
           <w:sz w:val="24"/>
           <w:u w:val="single"/>
         </w:rPr>
-        <w:hyperlink r:id="rId27" w:history="1">
+        <w:hyperlink r:id="rId28" w:history="1">
           <w:r>
             <w:rPr>
               <w:rStyle w:val="Hyperlink"/>
@@ -4619,7 +4637,7 @@
           <w:sz w:val="24"/>
           <w:u w:val="single"/>
         </w:rPr>
-        <w:hyperlink r:id="rId27" w:history="1">
+        <w:hyperlink r:id="rId28" w:history="1">
           <w:r>
             <w:rPr>
               <w:rStyle w:val="Hyperlink"/>
